--- a/cour/cour formation/SEC105/008-SEC105-Fiche-seance-2024-06-17-Sylvain-Torrenti.docx
+++ b/cour/cour formation/SEC105/008-SEC105-Fiche-seance-2024-06-17-Sylvain-Torrenti.docx
@@ -446,7 +446,21 @@
               <w:rPr>
                 <w:sz w:val="24"/>
               </w:rPr>
-              <w:t xml:space="preserve"> Chap IV – Sécuriser les postes</w:t>
+              <w:t xml:space="preserve"> </w:t>
+            </w:r>
+            <w:proofErr w:type="spellStart"/>
+            <w:r>
+              <w:rPr>
+                <w:sz w:val="24"/>
+              </w:rPr>
+              <w:t>Chap</w:t>
+            </w:r>
+            <w:proofErr w:type="spellEnd"/>
+            <w:r>
+              <w:rPr>
+                <w:sz w:val="24"/>
+              </w:rPr>
+              <w:t xml:space="preserve"> IV – Sécuriser les postes</w:t>
             </w:r>
           </w:p>
           <w:p>
@@ -458,12 +472,69 @@
               </w:rPr>
             </w:pPr>
             <w:hyperlink r:id="rId8" w:history="1">
+              <w:proofErr w:type="spellStart"/>
               <w:r>
                 <w:rPr>
                   <w:rStyle w:val="Lienhypertexte"/>
                   <w:sz w:val="24"/>
                 </w:rPr>
-                <w:t>Éxigences de sécurité matérielle pour plate-formes x86</w:t>
+                <w:t>Éxigences</w:t>
+              </w:r>
+              <w:proofErr w:type="spellEnd"/>
+              <w:r>
+                <w:rPr>
+                  <w:rStyle w:val="Lienhypertexte"/>
+                  <w:sz w:val="24"/>
+                </w:rPr>
+                <w:t xml:space="preserve"> de </w:t>
+              </w:r>
+              <w:proofErr w:type="spellStart"/>
+              <w:r>
+                <w:rPr>
+                  <w:rStyle w:val="Lienhypertexte"/>
+                  <w:sz w:val="24"/>
+                </w:rPr>
+                <w:t>sécurite</w:t>
+              </w:r>
+              <w:proofErr w:type="spellEnd"/>
+              <w:r>
+                <w:rPr>
+                  <w:rStyle w:val="Lienhypertexte"/>
+                  <w:sz w:val="24"/>
+                </w:rPr>
+                <w:t xml:space="preserve">́ </w:t>
+              </w:r>
+              <w:proofErr w:type="spellStart"/>
+              <w:r>
+                <w:rPr>
+                  <w:rStyle w:val="Lienhypertexte"/>
+                  <w:sz w:val="24"/>
+                </w:rPr>
+                <w:t>matérielle</w:t>
+              </w:r>
+              <w:proofErr w:type="spellEnd"/>
+              <w:r>
+                <w:rPr>
+                  <w:rStyle w:val="Lienhypertexte"/>
+                  <w:sz w:val="24"/>
+                </w:rPr>
+                <w:t xml:space="preserve"> pour </w:t>
+              </w:r>
+              <w:proofErr w:type="spellStart"/>
+              <w:r>
+                <w:rPr>
+                  <w:rStyle w:val="Lienhypertexte"/>
+                  <w:sz w:val="24"/>
+                </w:rPr>
+                <w:t>plate-formes</w:t>
+              </w:r>
+              <w:proofErr w:type="spellEnd"/>
+              <w:r>
+                <w:rPr>
+                  <w:rStyle w:val="Lienhypertexte"/>
+                  <w:sz w:val="24"/>
+                </w:rPr>
+                <w:t xml:space="preserve"> x86</w:t>
               </w:r>
             </w:hyperlink>
             <w:r>
@@ -526,7 +597,23 @@
                   <w:rStyle w:val="Lienhypertexte"/>
                   <w:sz w:val="24"/>
                 </w:rPr>
-                <w:t>Recommandations de configuration d'un système gnu/linux</w:t>
+                <w:t xml:space="preserve">Recommandations de configuration d'un système </w:t>
+              </w:r>
+              <w:proofErr w:type="spellStart"/>
+              <w:r>
+                <w:rPr>
+                  <w:rStyle w:val="Lienhypertexte"/>
+                  <w:sz w:val="24"/>
+                </w:rPr>
+                <w:t>gnu</w:t>
+              </w:r>
+              <w:proofErr w:type="spellEnd"/>
+              <w:r>
+                <w:rPr>
+                  <w:rStyle w:val="Lienhypertexte"/>
+                  <w:sz w:val="24"/>
+                </w:rPr>
+                <w:t>/linux</w:t>
               </w:r>
             </w:hyperlink>
             <w:r>
@@ -1082,36 +1169,159 @@
         <w:t>L’ouverture des SI à des usages transverses en entreprise</w:t>
       </w:r>
       <w:r>
-        <w:t xml:space="preserve"> a pour but d’accroitre la performance mais a augmenté le taux de failles potentielles. Il à donc fallu mettre au point le Maintien en Condition de Sécurité (MCS). Il permet de maintenir le niveau de sécurité sur les équipements du SI quand le niveau est suffisant. Pour cela il le fait via deux types de maintenances préventive et corrective.</w:t>
+        <w:t xml:space="preserve"> a pour but d’accroitre la performance mais a augmenté le taux de failles potentielles. Il </w:t>
+      </w:r>
+      <w:r>
+        <w:t>a</w:t>
+      </w:r>
+      <w:r>
+        <w:t xml:space="preserve"> donc fallu mettre au point le Maintien en Condition de Sécurité (MCS). Il permet de maintenir le niveau de sécurité sur les équipements du SI quand le niveau est suffisant. Pour cela il le fait via deux types de maintenances préventive et corrective.</w:t>
       </w:r>
     </w:p>
     <w:p>
       <w:r>
         <w:t xml:space="preserve">Source : </w:t>
       </w:r>
-      <w:hyperlink r:id="rId14" w:history="1">
+      <w:hyperlink r:id="rId14" w:anchor=":~:text=dans%20la%20dur%C3%A9e-,Le%20Maintien%20en%20Condition%20de%20S%C3%A9curit%C3%A9%20(MCS)%20%3A%20Un%20outil,maintien%20des%20outils%20et%20syst%C3%A8mes" w:history="1">
         <w:r>
           <w:rPr>
             <w:rStyle w:val="Lienhypertexte"/>
           </w:rPr>
-          <w:t>https://www.bassetti-group.com/le-maintien-en-condition-de-securite-mcs-un-outil-pour-couvrir-les-risques-de-securite-du-systeme-dinformation-si-dans-la-duree/#:~:text=dans%20la%20dur%C3%A9e-,Le%20Maintien%20en%</w:t>
+          <w:t>https://www.bassetti-group.com/le-maintien-en-condition-de-securite-mcs-un-outil-pour-couvrir-les-risques-de-securite-du-systeme-dinformation-si-dans-la-duree/#:~:text=dans%20la%20dur%C3%A9e-,Le%20Maintien%20en%20Condition%20de%20S%C3%A9curit%C3%A9%20(MCS)%20%3A%20Un%20outil,maintien%20des%20outils%20et%20syst%C3%A8mes</w:t>
+        </w:r>
+      </w:hyperlink>
+      <w:r>
+        <w:t>.</w:t>
+      </w:r>
+      <w:r>
+        <w:t xml:space="preserve"> </w:t>
+      </w:r>
+    </w:p>
+    <w:p/>
+    <w:p>
+      <w:pPr>
+        <w:pStyle w:val="Question1"/>
+      </w:pPr>
+      <w:r>
+        <w:t>Différence avec la sureté de fonctionnement ?</w:t>
+      </w:r>
+    </w:p>
+    <w:p>
+      <w:r>
+        <w:t xml:space="preserve">La </w:t>
+      </w:r>
+      <w:r>
+        <w:rPr>
+          <w:b/>
+          <w:bCs/>
+        </w:rPr>
+        <w:t>sûreté de fonctionnement</w:t>
+      </w:r>
+      <w:r>
+        <w:t xml:space="preserve"> est une discipline qui vise à assurer qu'un système est capable de remplir les fonctions requises dans des conditions données. Elle se compose de plusieurs attributs :</w:t>
+      </w:r>
+    </w:p>
+    <w:p>
+      <w:pPr>
+        <w:numPr>
+          <w:ilvl w:val="0"/>
+          <w:numId w:val="13"/>
+        </w:numPr>
+      </w:pPr>
+      <w:r>
+        <w:rPr>
+          <w:b/>
+          <w:bCs/>
+        </w:rPr>
+        <w:t>Fiabilité</w:t>
+      </w:r>
+      <w:r>
+        <w:t> : capacité à accomplir une fonction requise pendant une durée déterminée sans défaillance.</w:t>
+      </w:r>
+    </w:p>
+    <w:p>
+      <w:pPr>
+        <w:numPr>
+          <w:ilvl w:val="0"/>
+          <w:numId w:val="13"/>
+        </w:numPr>
+      </w:pPr>
+      <w:r>
+        <w:rPr>
+          <w:b/>
+          <w:bCs/>
+        </w:rPr>
+        <w:t>Maintenabilité</w:t>
+      </w:r>
+      <w:r>
+        <w:t> : facilité avec laquelle un système peut être maintenu ou rétabli dans un état opérationnel.</w:t>
+      </w:r>
+    </w:p>
+    <w:p>
+      <w:pPr>
+        <w:numPr>
+          <w:ilvl w:val="0"/>
+          <w:numId w:val="13"/>
+        </w:numPr>
+      </w:pPr>
+      <w:r>
+        <w:rPr>
+          <w:b/>
+          <w:bCs/>
+        </w:rPr>
+        <w:t>Disponibilité</w:t>
+      </w:r>
+      <w:r>
+        <w:t> : aptitude à être en état de fonctionner à un instant donné.</w:t>
+      </w:r>
+    </w:p>
+    <w:p>
+      <w:pPr>
+        <w:numPr>
+          <w:ilvl w:val="0"/>
+          <w:numId w:val="13"/>
+        </w:numPr>
+      </w:pPr>
+      <w:r>
+        <w:rPr>
+          <w:b/>
+          <w:bCs/>
+        </w:rPr>
+        <w:t>Sécurité</w:t>
+      </w:r>
+      <w:r>
+        <w:t> : capacité à éviter des événements critiques ou catastrophiques.</w:t>
+      </w:r>
+    </w:p>
+    <w:p>
+      <w:r>
+        <w:t>En résumé, le MCS se focalise spécifiquement sur la protection du système contre les menaces de sécurité (telles que les cyberattaques), tandis que la sûreté de fonctionnement englobe une perspective plus large, incluant la fiabilité, la maintenabilité, la disponibilité et la sécurité fonctionnelle du système.</w:t>
+      </w:r>
+    </w:p>
+    <w:p>
+      <w:r>
+        <w:t xml:space="preserve">Source : </w:t>
+      </w:r>
+      <w:hyperlink r:id="rId15" w:history="1">
+        <w:r>
+          <w:rPr>
+            <w:rStyle w:val="Lienhypertexte"/>
+          </w:rPr>
+          <w:t>https://fr.wikipedia.org/wiki/S%C3%BBret%C</w:t>
         </w:r>
         <w:r>
           <w:rPr>
             <w:rStyle w:val="Lienhypertexte"/>
           </w:rPr>
-          <w:t>2</w:t>
+          <w:t>3</w:t>
         </w:r>
         <w:r>
           <w:rPr>
             <w:rStyle w:val="Lienhypertexte"/>
           </w:rPr>
-          <w:t>0Condition%20de%20S%C3%A9curit%C3%A9%20(MCS)%20%3A%20Un%20outil,maintien%20des%20outils%20et%20syst%C3%A8mes</w:t>
+          <w:t>%A9_de_fonctionnement</w:t>
         </w:r>
       </w:hyperlink>
-      <w:r>
-        <w:t>.</w:t>
-      </w:r>
       <w:r>
         <w:t xml:space="preserve"> </w:t>
       </w:r>
@@ -1122,16 +1332,6 @@
         <w:pStyle w:val="Question1"/>
       </w:pPr>
       <w:r>
-        <w:t>Différence avec la sureté de fonctionnement ?</w:t>
-      </w:r>
-    </w:p>
-    <w:p/>
-    <w:p/>
-    <w:p>
-      <w:pPr>
-        <w:pStyle w:val="Question1"/>
-      </w:pPr>
-      <w:r>
         <w:t>Que retenir, dans les grandes lignes, des axes de vigilance concernant le matériel ?</w:t>
       </w:r>
     </w:p>
@@ -1140,35 +1340,434 @@
         <w:spacing w:after="120" w:line="240" w:lineRule="auto"/>
         <w:jc w:val="both"/>
       </w:pPr>
+      <w:r>
+        <w:t>Pour assurer la sécurité du matériel informatique, il est essentiel de se concentrer sur plusieurs axes de vigilance :</w:t>
+      </w:r>
     </w:p>
     <w:p>
       <w:pPr>
+        <w:numPr>
+          <w:ilvl w:val="0"/>
+          <w:numId w:val="15"/>
+        </w:numPr>
         <w:spacing w:after="120" w:line="240" w:lineRule="auto"/>
         <w:jc w:val="both"/>
       </w:pPr>
+      <w:r>
+        <w:rPr>
+          <w:b/>
+          <w:bCs/>
+        </w:rPr>
+        <w:t>Contrôle des accès physiques :</w:t>
+      </w:r>
+      <w:r>
+        <w:t xml:space="preserve"> Limiter l'accès aux locaux sensibles, tels que les salles de serveurs, aux seuls personnels autorisés. Cela peut être réalisé par des mesures telles que le gardiennage, l'utilisation de portes verrouillées, de digicodes ou de badges nominatifs. </w:t>
+      </w:r>
     </w:p>
     <w:p>
       <w:pPr>
-        <w:pStyle w:val="Question1"/>
-      </w:pPr>
-      <w:r>
-        <w:t xml:space="preserve">Que retenir, dans les grandes lignes, des axes de vigilance concernant </w:t>
-      </w:r>
-      <w:r>
-        <w:t>les systèmes GNU/Linux</w:t>
-      </w:r>
-      <w:r>
-        <w:t> ?</w:t>
+        <w:numPr>
+          <w:ilvl w:val="0"/>
+          <w:numId w:val="15"/>
+        </w:numPr>
+        <w:spacing w:after="120" w:line="240" w:lineRule="auto"/>
+        <w:jc w:val="both"/>
+      </w:pPr>
+      <w:r>
+        <w:rPr>
+          <w:b/>
+          <w:bCs/>
+        </w:rPr>
+        <w:t>Gestion des supports amovibles :</w:t>
+      </w:r>
+      <w:r>
+        <w:t xml:space="preserve"> Être vigilant quant à l'utilisation de supports externes (clés USB, disques durs externes) en s'assurant de leur provenance et en les réservant strictement à un usage professionnel. </w:t>
       </w:r>
     </w:p>
     <w:p>
       <w:pPr>
+        <w:numPr>
+          <w:ilvl w:val="0"/>
+          <w:numId w:val="15"/>
+        </w:numPr>
         <w:spacing w:after="120" w:line="240" w:lineRule="auto"/>
         <w:jc w:val="both"/>
       </w:pPr>
       <w:r>
-        <w:t>Il faut rester vigilant sur la disponibilité car c’est un objectif important pour un attaquant. Un autre objectif important auquel il faut être vigilant et le vol de données et enfin l’intégrité du systéme.</w:t>
-      </w:r>
+        <w:rPr>
+          <w:b/>
+          <w:bCs/>
+        </w:rPr>
+        <w:t>Mises à jour régulières :</w:t>
+      </w:r>
+      <w:r>
+        <w:t xml:space="preserve"> Procéder aux mises à jour fréquentes des logiciels et applications à partir de sources officielles pour corriger les vulnérabilités potentielles. </w:t>
+      </w:r>
+    </w:p>
+    <w:p>
+      <w:pPr>
+        <w:numPr>
+          <w:ilvl w:val="0"/>
+          <w:numId w:val="15"/>
+        </w:numPr>
+        <w:spacing w:after="120" w:line="240" w:lineRule="auto"/>
+        <w:jc w:val="both"/>
+      </w:pPr>
+      <w:r>
+        <w:rPr>
+          <w:b/>
+          <w:bCs/>
+        </w:rPr>
+        <w:t>Sécurisation des équipements en fin de vie :</w:t>
+      </w:r>
+      <w:r>
+        <w:t xml:space="preserve"> Avant de se débarrasser de matériels informatiques obsolètes, il est crucial de détruire physiquement les supports de stockage ou de les effacer de manière sécurisée pour éviter toute récupération de données sensibles. </w:t>
+      </w:r>
+    </w:p>
+    <w:p>
+      <w:pPr>
+        <w:spacing w:after="120" w:line="240" w:lineRule="auto"/>
+        <w:ind w:left="360"/>
+        <w:jc w:val="both"/>
+      </w:pPr>
+      <w:r>
+        <w:lastRenderedPageBreak/>
+        <w:t xml:space="preserve">Source : </w:t>
+      </w:r>
+      <w:hyperlink r:id="rId16" w:history="1">
+        <w:r>
+          <w:rPr>
+            <w:rStyle w:val="Lienhypertexte"/>
+          </w:rPr>
+          <w:t>https://draaf.hauts-de-france.agriculture.gouv.fr/la-securite-des-systemes-d-information-a1218.html</w:t>
+        </w:r>
+      </w:hyperlink>
+      <w:r>
+        <w:t xml:space="preserve"> </w:t>
+      </w:r>
+      <w:r>
+        <w:t xml:space="preserve">et </w:t>
+      </w:r>
+      <w:hyperlink r:id="rId17" w:history="1">
+        <w:r>
+          <w:rPr>
+            <w:rStyle w:val="Lienhypertexte"/>
+          </w:rPr>
+          <w:t>https://cnil.fr/fr/10-conseils-pour-la-securite-de-votre-systeme-dinformation</w:t>
+        </w:r>
+      </w:hyperlink>
+      <w:r>
+        <w:t xml:space="preserve"> </w:t>
+      </w:r>
+    </w:p>
+    <w:p>
+      <w:pPr>
+        <w:spacing w:after="120" w:line="240" w:lineRule="auto"/>
+        <w:ind w:left="720"/>
+        <w:jc w:val="both"/>
+      </w:pPr>
+    </w:p>
+    <w:p>
+      <w:pPr>
+        <w:spacing w:after="120" w:line="240" w:lineRule="auto"/>
+        <w:jc w:val="both"/>
+      </w:pPr>
+    </w:p>
+    <w:p>
+      <w:pPr>
+        <w:spacing w:after="120" w:line="240" w:lineRule="auto"/>
+        <w:jc w:val="both"/>
+      </w:pPr>
+    </w:p>
+    <w:p>
+      <w:pPr>
+        <w:pStyle w:val="Question1"/>
+      </w:pPr>
+      <w:r>
+        <w:t xml:space="preserve">Que retenir, dans les grandes lignes, des axes de vigilance concernant </w:t>
+      </w:r>
+      <w:r>
+        <w:t>les systèmes GNU/Linux</w:t>
+      </w:r>
+      <w:r>
+        <w:t> ?</w:t>
+      </w:r>
+    </w:p>
+    <w:p>
+      <w:pPr>
+        <w:spacing w:after="120" w:line="240" w:lineRule="auto"/>
+        <w:jc w:val="both"/>
+      </w:pPr>
+      <w:r>
+        <w:t>Pour renforcer la sécurité des systèmes GNU/Linux, il est essentiel de se concentrer sur plusieurs axes de vigilance :</w:t>
+      </w:r>
+    </w:p>
+    <w:p>
+      <w:pPr>
+        <w:numPr>
+          <w:ilvl w:val="0"/>
+          <w:numId w:val="16"/>
+        </w:numPr>
+        <w:spacing w:after="120" w:line="240" w:lineRule="auto"/>
+        <w:jc w:val="both"/>
+      </w:pPr>
+      <w:r>
+        <w:rPr>
+          <w:b/>
+          <w:bCs/>
+        </w:rPr>
+        <w:t>Installation minimale des paquets</w:t>
+      </w:r>
+      <w:r>
+        <w:t xml:space="preserve"> : N'installez que les paquets indispensables et privilégiez les sources officielles pour réduire les risques liés aux logiciels malveillants. </w:t>
+      </w:r>
+    </w:p>
+    <w:p>
+      <w:pPr>
+        <w:numPr>
+          <w:ilvl w:val="0"/>
+          <w:numId w:val="16"/>
+        </w:numPr>
+        <w:spacing w:after="120" w:line="240" w:lineRule="auto"/>
+        <w:jc w:val="both"/>
+      </w:pPr>
+      <w:r>
+        <w:rPr>
+          <w:b/>
+          <w:bCs/>
+        </w:rPr>
+        <w:t>Gestion stricte des privilèges</w:t>
+      </w:r>
+      <w:r>
+        <w:t xml:space="preserve"> : Désactivez l'accès direct au compte root et attribuez des privilèges d'administrateur uniquement aux utilisateurs qui en ont réellement besoin. Supprimez les comptes invités ou par défaut inutilisés pour limiter les accès non autorisés. </w:t>
+      </w:r>
+    </w:p>
+    <w:p>
+      <w:pPr>
+        <w:numPr>
+          <w:ilvl w:val="0"/>
+          <w:numId w:val="16"/>
+        </w:numPr>
+        <w:spacing w:after="120" w:line="240" w:lineRule="auto"/>
+        <w:jc w:val="both"/>
+      </w:pPr>
+      <w:r>
+        <w:rPr>
+          <w:b/>
+          <w:bCs/>
+        </w:rPr>
+        <w:t>Authentification renforcée</w:t>
+      </w:r>
+      <w:r>
+        <w:t xml:space="preserve"> : Activez l'authentification à deux facteurs (2FA) lorsque cela est possible pour ajouter une couche de sécurité supplémentaire lors des connexions. </w:t>
+      </w:r>
+    </w:p>
+    <w:p>
+      <w:pPr>
+        <w:numPr>
+          <w:ilvl w:val="0"/>
+          <w:numId w:val="16"/>
+        </w:numPr>
+        <w:spacing w:after="120" w:line="240" w:lineRule="auto"/>
+        <w:jc w:val="both"/>
+      </w:pPr>
+      <w:r>
+        <w:rPr>
+          <w:b/>
+          <w:bCs/>
+        </w:rPr>
+        <w:t>Hygiène des mots de passe</w:t>
+      </w:r>
+      <w:r>
+        <w:t xml:space="preserve"> : Utilisez des mots de passe forts et uniques, changez-les régulièrement et envisagez l'utilisation d'un gestionnaire de mots de passe pour une gestion sécurisée. </w:t>
+      </w:r>
+    </w:p>
+    <w:p>
+      <w:pPr>
+        <w:numPr>
+          <w:ilvl w:val="0"/>
+          <w:numId w:val="16"/>
+        </w:numPr>
+        <w:spacing w:after="120" w:line="240" w:lineRule="auto"/>
+        <w:jc w:val="both"/>
+      </w:pPr>
+      <w:r>
+        <w:rPr>
+          <w:b/>
+          <w:bCs/>
+        </w:rPr>
+        <w:t>Utilisation de solutions de sécurité</w:t>
+      </w:r>
+      <w:r>
+        <w:t xml:space="preserve"> : Installez et maintenez à jour des programmes antivirus et antimalware adaptés aux serveurs Linux pour détecter et neutraliser les menaces potentielles. </w:t>
+      </w:r>
+    </w:p>
+    <w:p>
+      <w:pPr>
+        <w:numPr>
+          <w:ilvl w:val="0"/>
+          <w:numId w:val="16"/>
+        </w:numPr>
+        <w:spacing w:after="120" w:line="240" w:lineRule="auto"/>
+        <w:jc w:val="both"/>
+      </w:pPr>
+      <w:r>
+        <w:rPr>
+          <w:b/>
+          <w:bCs/>
+        </w:rPr>
+        <w:t>Mises à jour régulières</w:t>
+      </w:r>
+      <w:r>
+        <w:t xml:space="preserve"> : Assurez-vous que le système et les applications sont régulièrement mis à jour, soit manuellement, soit en configurant des mises à jour automatiques, afin de corriger les vulnérabilités connues. </w:t>
+      </w:r>
+    </w:p>
+    <w:p>
+      <w:pPr>
+        <w:numPr>
+          <w:ilvl w:val="0"/>
+          <w:numId w:val="16"/>
+        </w:numPr>
+        <w:spacing w:after="120" w:line="240" w:lineRule="auto"/>
+        <w:jc w:val="both"/>
+      </w:pPr>
+      <w:r>
+        <w:rPr>
+          <w:b/>
+          <w:bCs/>
+        </w:rPr>
+        <w:t>Configuration du pare-feu</w:t>
+      </w:r>
+      <w:r>
+        <w:t> : Utilisez des outils tels qu'</w:t>
+      </w:r>
+      <w:proofErr w:type="spellStart"/>
+      <w:r>
+        <w:t>iptables</w:t>
+      </w:r>
+      <w:proofErr w:type="spellEnd"/>
+      <w:r>
+        <w:t xml:space="preserve"> ou </w:t>
+      </w:r>
+      <w:proofErr w:type="spellStart"/>
+      <w:r>
+        <w:t>nftables</w:t>
+      </w:r>
+      <w:proofErr w:type="spellEnd"/>
+      <w:r>
+        <w:t xml:space="preserve"> pour définir des règles strictes contrôlant le trafic réseau entrant et sortant, limitant ainsi les points d'entrée potentiels pour les attaques. </w:t>
+      </w:r>
+    </w:p>
+    <w:p>
+      <w:pPr>
+        <w:numPr>
+          <w:ilvl w:val="0"/>
+          <w:numId w:val="16"/>
+        </w:numPr>
+        <w:spacing w:after="120" w:line="240" w:lineRule="auto"/>
+        <w:jc w:val="both"/>
+      </w:pPr>
+      <w:r>
+        <w:rPr>
+          <w:b/>
+          <w:bCs/>
+        </w:rPr>
+        <w:t>Sécurisation du service SSH</w:t>
+      </w:r>
+      <w:r>
+        <w:t xml:space="preserve"> : Désactivez l'authentification par mot de passe au profit des clés SSH, modifiez le port par défaut et limitez les adresses IP autorisées à se connecter pour réduire les risques d'attaques par force brute. </w:t>
+      </w:r>
+    </w:p>
+    <w:p>
+      <w:pPr>
+        <w:numPr>
+          <w:ilvl w:val="0"/>
+          <w:numId w:val="16"/>
+        </w:numPr>
+        <w:spacing w:after="120" w:line="240" w:lineRule="auto"/>
+        <w:jc w:val="both"/>
+      </w:pPr>
+      <w:r>
+        <w:rPr>
+          <w:b/>
+          <w:bCs/>
+        </w:rPr>
+        <w:t>Surveillance et détection des intrusions</w:t>
+      </w:r>
+      <w:r>
+        <w:t xml:space="preserve"> : Mettez en place des systèmes de surveillance tels que Nagios ou Zabbix pour détecter rapidement toute activité suspecte et analyser régulièrement les journaux système à l'aide d'outils comme </w:t>
+      </w:r>
+      <w:proofErr w:type="spellStart"/>
+      <w:r>
+        <w:t>Logwatch</w:t>
+      </w:r>
+      <w:proofErr w:type="spellEnd"/>
+      <w:r>
+        <w:t xml:space="preserve"> ou Syslog. </w:t>
+      </w:r>
+    </w:p>
+    <w:p>
+      <w:pPr>
+        <w:numPr>
+          <w:ilvl w:val="0"/>
+          <w:numId w:val="16"/>
+        </w:numPr>
+        <w:spacing w:after="120" w:line="240" w:lineRule="auto"/>
+        <w:jc w:val="both"/>
+      </w:pPr>
+      <w:r>
+        <w:rPr>
+          <w:b/>
+          <w:bCs/>
+        </w:rPr>
+        <w:t>Sauvegardes régulières et plans de récupération</w:t>
+      </w:r>
+      <w:r>
+        <w:t xml:space="preserve"> : Automatisez les sauvegardes régulières des données critiques et stockez-les en lieu sûr. Testez périodiquement les procédures de restauration pour garantir une reprise rapide en cas d'incident. </w:t>
+      </w:r>
+    </w:p>
+    <w:p>
+      <w:pPr>
+        <w:spacing w:after="120" w:line="240" w:lineRule="auto"/>
+        <w:jc w:val="both"/>
+      </w:pPr>
+      <w:r>
+        <w:t xml:space="preserve">Source : </w:t>
+      </w:r>
+      <w:hyperlink r:id="rId18" w:history="1">
+        <w:r>
+          <w:rPr>
+            <w:rStyle w:val="Lienhypertexte"/>
+          </w:rPr>
+          <w:t>https://www.kaspersky.fr/resource-center/definitions/linux</w:t>
+        </w:r>
+      </w:hyperlink>
+      <w:r>
+        <w:t xml:space="preserve"> et </w:t>
+      </w:r>
+      <w:hyperlink r:id="rId19" w:history="1">
+        <w:r>
+          <w:rPr>
+            <w:rStyle w:val="Lienhypertexte"/>
+          </w:rPr>
+          <w:t>https://www.gnulinux-portugal.org/securiser-un-serveur-linux/</w:t>
+        </w:r>
+      </w:hyperlink>
+      <w:r>
+        <w:t xml:space="preserve"> </w:t>
+      </w:r>
+    </w:p>
+    <w:p>
+      <w:pPr>
+        <w:spacing w:after="120" w:line="240" w:lineRule="auto"/>
+        <w:jc w:val="both"/>
+      </w:pPr>
+    </w:p>
+    <w:p>
+      <w:pPr>
+        <w:spacing w:after="120" w:line="240" w:lineRule="auto"/>
+        <w:jc w:val="both"/>
+      </w:pPr>
     </w:p>
     <w:p>
       <w:pPr>
@@ -1185,7 +1784,138 @@
         <w:t>Que retenir, dans les grandes lignes, des axes de vigilance concernant les systèmes Windows ?</w:t>
       </w:r>
     </w:p>
+    <w:p>
+      <w:pPr>
+        <w:numPr>
+          <w:ilvl w:val="0"/>
+          <w:numId w:val="14"/>
+        </w:numPr>
+      </w:pPr>
+      <w:r>
+        <w:rPr>
+          <w:b/>
+          <w:bCs/>
+        </w:rPr>
+        <w:t>Mises à jour et correctifs :</w:t>
+      </w:r>
+      <w:r>
+        <w:t xml:space="preserve"> Installer régulièrement les mises à jour du système et des applications via Windows Update pour corriger les vulnérabilités et améliorer la sécurité. </w:t>
+      </w:r>
+    </w:p>
+    <w:p>
+      <w:pPr>
+        <w:numPr>
+          <w:ilvl w:val="0"/>
+          <w:numId w:val="14"/>
+        </w:numPr>
+      </w:pPr>
+      <w:r>
+        <w:rPr>
+          <w:b/>
+          <w:bCs/>
+        </w:rPr>
+        <w:t>Utilisation de solutions de sécurité :</w:t>
+      </w:r>
+      <w:r>
+        <w:t xml:space="preserve"> Déployer et maintenir à jour des logiciels antivirus et antimalware pour détecter et neutraliser les menaces potentielles. </w:t>
+      </w:r>
+    </w:p>
+    <w:p>
+      <w:pPr>
+        <w:numPr>
+          <w:ilvl w:val="0"/>
+          <w:numId w:val="14"/>
+        </w:numPr>
+      </w:pPr>
+      <w:r>
+        <w:rPr>
+          <w:b/>
+          <w:bCs/>
+        </w:rPr>
+        <w:lastRenderedPageBreak/>
+        <w:t>Configuration du contrôle des comptes utilisateurs (UAC) :</w:t>
+      </w:r>
+      <w:r>
+        <w:t xml:space="preserve"> Activer et configurer l'UAC pour limiter les privilèges des applications et des utilisateurs, réduisant ainsi les risques liés à l'exécution de code malveillant. </w:t>
+      </w:r>
+    </w:p>
+    <w:p>
+      <w:pPr>
+        <w:numPr>
+          <w:ilvl w:val="0"/>
+          <w:numId w:val="14"/>
+        </w:numPr>
+      </w:pPr>
+      <w:r>
+        <w:rPr>
+          <w:b/>
+          <w:bCs/>
+        </w:rPr>
+        <w:t>Gestion des comptes et des mots de passe :</w:t>
+      </w:r>
+      <w:r>
+        <w:t xml:space="preserve"> Mettre en place des politiques de mots de passe robustes et veiller à ce que les comptes utilisateurs disposent uniquement des privilèges nécessaires à leurs fonctions. </w:t>
+      </w:r>
+    </w:p>
+    <w:p>
+      <w:pPr>
+        <w:numPr>
+          <w:ilvl w:val="0"/>
+          <w:numId w:val="14"/>
+        </w:numPr>
+      </w:pPr>
+      <w:r>
+        <w:rPr>
+          <w:b/>
+          <w:bCs/>
+        </w:rPr>
+        <w:t>Activation et surveillance des journaux de sécurité :</w:t>
+      </w:r>
+      <w:r>
+        <w:t xml:space="preserve"> Configurer les journaux pour enregistrer les événements pertinents et les analyser régulièrement afin de détecter toute activité inhabituelle ou suspecte. </w:t>
+      </w:r>
+    </w:p>
+    <w:p>
+      <w:r>
+        <w:t>En appliquant ces recommandations, les organisations peuvent renforcer la sécurité de leurs infrastructures matérielles et logicielles, réduisant ainsi les risques liés aux cybermenaces.</w:t>
+      </w:r>
+    </w:p>
+    <w:p>
+      <w:r>
+        <w:t xml:space="preserve">Source : </w:t>
+      </w:r>
+      <w:hyperlink r:id="rId20" w:history="1">
+        <w:r>
+          <w:rPr>
+            <w:rStyle w:val="Lienhypertexte"/>
+          </w:rPr>
+          <w:t>https://draaf.hauts-de-france.agriculture.gouv.fr/la-securite-des-systemes-d-information-a1218.html</w:t>
+        </w:r>
+      </w:hyperlink>
+      <w:r>
+        <w:t xml:space="preserve"> </w:t>
+      </w:r>
+      <w:r>
+        <w:t xml:space="preserve">et </w:t>
+      </w:r>
+      <w:hyperlink r:id="rId21" w:history="1">
+        <w:r>
+          <w:rPr>
+            <w:rStyle w:val="Lienhypertexte"/>
+          </w:rPr>
+          <w:t>https://fr.wikipedia.org/wiki/User_Account_Control</w:t>
+        </w:r>
+      </w:hyperlink>
+      <w:r>
+        <w:t xml:space="preserve"> </w:t>
+      </w:r>
+    </w:p>
     <w:p/>
+    <w:p>
+      <w:r>
+        <w:t xml:space="preserve"> </w:t>
+      </w:r>
+    </w:p>
     <w:sectPr>
       <w:pgSz w:w="11906" w:h="16838"/>
       <w:pgMar w:top="709" w:right="567" w:bottom="851" w:left="567" w:header="709" w:footer="709" w:gutter="0"/>
@@ -1538,6 +2268,268 @@
     </w:lvl>
   </w:abstractNum>
   <w:abstractNum w:abstractNumId="3" w15:restartNumberingAfterBreak="0">
+    <w:nsid w:val="0D9F4D37"/>
+    <w:multiLevelType w:val="multilevel"/>
+    <w:tmpl w:val="FF5E6E1C"/>
+    <w:lvl w:ilvl="0">
+      <w:start w:val="1"/>
+      <w:numFmt w:val="decimal"/>
+      <w:lvlText w:val="%1."/>
+      <w:lvlJc w:val="left"/>
+      <w:pPr>
+        <w:tabs>
+          <w:tab w:val="num" w:pos="720"/>
+        </w:tabs>
+        <w:ind w:left="720" w:hanging="360"/>
+      </w:pPr>
+    </w:lvl>
+    <w:lvl w:ilvl="1" w:tentative="1">
+      <w:start w:val="1"/>
+      <w:numFmt w:val="decimal"/>
+      <w:lvlText w:val="%2."/>
+      <w:lvlJc w:val="left"/>
+      <w:pPr>
+        <w:tabs>
+          <w:tab w:val="num" w:pos="1440"/>
+        </w:tabs>
+        <w:ind w:left="1440" w:hanging="360"/>
+      </w:pPr>
+    </w:lvl>
+    <w:lvl w:ilvl="2" w:tentative="1">
+      <w:start w:val="1"/>
+      <w:numFmt w:val="decimal"/>
+      <w:lvlText w:val="%3."/>
+      <w:lvlJc w:val="left"/>
+      <w:pPr>
+        <w:tabs>
+          <w:tab w:val="num" w:pos="2160"/>
+        </w:tabs>
+        <w:ind w:left="2160" w:hanging="360"/>
+      </w:pPr>
+    </w:lvl>
+    <w:lvl w:ilvl="3" w:tentative="1">
+      <w:start w:val="1"/>
+      <w:numFmt w:val="decimal"/>
+      <w:lvlText w:val="%4."/>
+      <w:lvlJc w:val="left"/>
+      <w:pPr>
+        <w:tabs>
+          <w:tab w:val="num" w:pos="2880"/>
+        </w:tabs>
+        <w:ind w:left="2880" w:hanging="360"/>
+      </w:pPr>
+    </w:lvl>
+    <w:lvl w:ilvl="4" w:tentative="1">
+      <w:start w:val="1"/>
+      <w:numFmt w:val="decimal"/>
+      <w:lvlText w:val="%5."/>
+      <w:lvlJc w:val="left"/>
+      <w:pPr>
+        <w:tabs>
+          <w:tab w:val="num" w:pos="3600"/>
+        </w:tabs>
+        <w:ind w:left="3600" w:hanging="360"/>
+      </w:pPr>
+    </w:lvl>
+    <w:lvl w:ilvl="5" w:tentative="1">
+      <w:start w:val="1"/>
+      <w:numFmt w:val="decimal"/>
+      <w:lvlText w:val="%6."/>
+      <w:lvlJc w:val="left"/>
+      <w:pPr>
+        <w:tabs>
+          <w:tab w:val="num" w:pos="4320"/>
+        </w:tabs>
+        <w:ind w:left="4320" w:hanging="360"/>
+      </w:pPr>
+    </w:lvl>
+    <w:lvl w:ilvl="6" w:tentative="1">
+      <w:start w:val="1"/>
+      <w:numFmt w:val="decimal"/>
+      <w:lvlText w:val="%7."/>
+      <w:lvlJc w:val="left"/>
+      <w:pPr>
+        <w:tabs>
+          <w:tab w:val="num" w:pos="5040"/>
+        </w:tabs>
+        <w:ind w:left="5040" w:hanging="360"/>
+      </w:pPr>
+    </w:lvl>
+    <w:lvl w:ilvl="7" w:tentative="1">
+      <w:start w:val="1"/>
+      <w:numFmt w:val="decimal"/>
+      <w:lvlText w:val="%8."/>
+      <w:lvlJc w:val="left"/>
+      <w:pPr>
+        <w:tabs>
+          <w:tab w:val="num" w:pos="5760"/>
+        </w:tabs>
+        <w:ind w:left="5760" w:hanging="360"/>
+      </w:pPr>
+    </w:lvl>
+    <w:lvl w:ilvl="8" w:tentative="1">
+      <w:start w:val="1"/>
+      <w:numFmt w:val="decimal"/>
+      <w:lvlText w:val="%9."/>
+      <w:lvlJc w:val="left"/>
+      <w:pPr>
+        <w:tabs>
+          <w:tab w:val="num" w:pos="6480"/>
+        </w:tabs>
+        <w:ind w:left="6480" w:hanging="360"/>
+      </w:pPr>
+    </w:lvl>
+  </w:abstractNum>
+  <w:abstractNum w:abstractNumId="4" w15:restartNumberingAfterBreak="0">
+    <w:nsid w:val="1C7E4DBE"/>
+    <w:multiLevelType w:val="multilevel"/>
+    <w:tmpl w:val="756C40B2"/>
+    <w:lvl w:ilvl="0">
+      <w:start w:val="1"/>
+      <w:numFmt w:val="bullet"/>
+      <w:lvlText w:val=""/>
+      <w:lvlJc w:val="left"/>
+      <w:pPr>
+        <w:tabs>
+          <w:tab w:val="num" w:pos="720"/>
+        </w:tabs>
+        <w:ind w:left="720" w:hanging="360"/>
+      </w:pPr>
+      <w:rPr>
+        <w:rFonts w:ascii="Symbol" w:hAnsi="Symbol" w:hint="default"/>
+        <w:sz w:val="20"/>
+      </w:rPr>
+    </w:lvl>
+    <w:lvl w:ilvl="1" w:tentative="1">
+      <w:start w:val="1"/>
+      <w:numFmt w:val="bullet"/>
+      <w:lvlText w:val="o"/>
+      <w:lvlJc w:val="left"/>
+      <w:pPr>
+        <w:tabs>
+          <w:tab w:val="num" w:pos="1440"/>
+        </w:tabs>
+        <w:ind w:left="1440" w:hanging="360"/>
+      </w:pPr>
+      <w:rPr>
+        <w:rFonts w:ascii="Courier New" w:hAnsi="Courier New" w:hint="default"/>
+        <w:sz w:val="20"/>
+      </w:rPr>
+    </w:lvl>
+    <w:lvl w:ilvl="2" w:tentative="1">
+      <w:start w:val="1"/>
+      <w:numFmt w:val="bullet"/>
+      <w:lvlText w:val=""/>
+      <w:lvlJc w:val="left"/>
+      <w:pPr>
+        <w:tabs>
+          <w:tab w:val="num" w:pos="2160"/>
+        </w:tabs>
+        <w:ind w:left="2160" w:hanging="360"/>
+      </w:pPr>
+      <w:rPr>
+        <w:rFonts w:ascii="Wingdings" w:hAnsi="Wingdings" w:hint="default"/>
+        <w:sz w:val="20"/>
+      </w:rPr>
+    </w:lvl>
+    <w:lvl w:ilvl="3" w:tentative="1">
+      <w:start w:val="1"/>
+      <w:numFmt w:val="bullet"/>
+      <w:lvlText w:val=""/>
+      <w:lvlJc w:val="left"/>
+      <w:pPr>
+        <w:tabs>
+          <w:tab w:val="num" w:pos="2880"/>
+        </w:tabs>
+        <w:ind w:left="2880" w:hanging="360"/>
+      </w:pPr>
+      <w:rPr>
+        <w:rFonts w:ascii="Wingdings" w:hAnsi="Wingdings" w:hint="default"/>
+        <w:sz w:val="20"/>
+      </w:rPr>
+    </w:lvl>
+    <w:lvl w:ilvl="4" w:tentative="1">
+      <w:start w:val="1"/>
+      <w:numFmt w:val="bullet"/>
+      <w:lvlText w:val=""/>
+      <w:lvlJc w:val="left"/>
+      <w:pPr>
+        <w:tabs>
+          <w:tab w:val="num" w:pos="3600"/>
+        </w:tabs>
+        <w:ind w:left="3600" w:hanging="360"/>
+      </w:pPr>
+      <w:rPr>
+        <w:rFonts w:ascii="Wingdings" w:hAnsi="Wingdings" w:hint="default"/>
+        <w:sz w:val="20"/>
+      </w:rPr>
+    </w:lvl>
+    <w:lvl w:ilvl="5" w:tentative="1">
+      <w:start w:val="1"/>
+      <w:numFmt w:val="bullet"/>
+      <w:lvlText w:val=""/>
+      <w:lvlJc w:val="left"/>
+      <w:pPr>
+        <w:tabs>
+          <w:tab w:val="num" w:pos="4320"/>
+        </w:tabs>
+        <w:ind w:left="4320" w:hanging="360"/>
+      </w:pPr>
+      <w:rPr>
+        <w:rFonts w:ascii="Wingdings" w:hAnsi="Wingdings" w:hint="default"/>
+        <w:sz w:val="20"/>
+      </w:rPr>
+    </w:lvl>
+    <w:lvl w:ilvl="6" w:tentative="1">
+      <w:start w:val="1"/>
+      <w:numFmt w:val="bullet"/>
+      <w:lvlText w:val=""/>
+      <w:lvlJc w:val="left"/>
+      <w:pPr>
+        <w:tabs>
+          <w:tab w:val="num" w:pos="5040"/>
+        </w:tabs>
+        <w:ind w:left="5040" w:hanging="360"/>
+      </w:pPr>
+      <w:rPr>
+        <w:rFonts w:ascii="Wingdings" w:hAnsi="Wingdings" w:hint="default"/>
+        <w:sz w:val="20"/>
+      </w:rPr>
+    </w:lvl>
+    <w:lvl w:ilvl="7" w:tentative="1">
+      <w:start w:val="1"/>
+      <w:numFmt w:val="bullet"/>
+      <w:lvlText w:val=""/>
+      <w:lvlJc w:val="left"/>
+      <w:pPr>
+        <w:tabs>
+          <w:tab w:val="num" w:pos="5760"/>
+        </w:tabs>
+        <w:ind w:left="5760" w:hanging="360"/>
+      </w:pPr>
+      <w:rPr>
+        <w:rFonts w:ascii="Wingdings" w:hAnsi="Wingdings" w:hint="default"/>
+        <w:sz w:val="20"/>
+      </w:rPr>
+    </w:lvl>
+    <w:lvl w:ilvl="8" w:tentative="1">
+      <w:start w:val="1"/>
+      <w:numFmt w:val="bullet"/>
+      <w:lvlText w:val=""/>
+      <w:lvlJc w:val="left"/>
+      <w:pPr>
+        <w:tabs>
+          <w:tab w:val="num" w:pos="6480"/>
+        </w:tabs>
+        <w:ind w:left="6480" w:hanging="360"/>
+      </w:pPr>
+      <w:rPr>
+        <w:rFonts w:ascii="Wingdings" w:hAnsi="Wingdings" w:hint="default"/>
+        <w:sz w:val="20"/>
+      </w:rPr>
+    </w:lvl>
+  </w:abstractNum>
+  <w:abstractNum w:abstractNumId="5" w15:restartNumberingAfterBreak="0">
     <w:nsid w:val="23B643FD"/>
     <w:multiLevelType w:val="hybridMultilevel"/>
     <w:tmpl w:val="20CA2D96"/>
@@ -1626,7 +2618,7 @@
       </w:pPr>
     </w:lvl>
   </w:abstractNum>
-  <w:abstractNum w:abstractNumId="4" w15:restartNumberingAfterBreak="0">
+  <w:abstractNum w:abstractNumId="6" w15:restartNumberingAfterBreak="0">
     <w:nsid w:val="263A3DAE"/>
     <w:multiLevelType w:val="singleLevel"/>
     <w:tmpl w:val="C4BC0994"/>
@@ -1646,7 +2638,7 @@
       </w:rPr>
     </w:lvl>
   </w:abstractNum>
-  <w:abstractNum w:abstractNumId="5" w15:restartNumberingAfterBreak="0">
+  <w:abstractNum w:abstractNumId="7" w15:restartNumberingAfterBreak="0">
     <w:nsid w:val="269A2A10"/>
     <w:multiLevelType w:val="hybridMultilevel"/>
     <w:tmpl w:val="A0A2E5CC"/>
@@ -1759,7 +2751,156 @@
       </w:rPr>
     </w:lvl>
   </w:abstractNum>
-  <w:abstractNum w:abstractNumId="6" w15:restartNumberingAfterBreak="0">
+  <w:abstractNum w:abstractNumId="8" w15:restartNumberingAfterBreak="0">
+    <w:nsid w:val="2A414D5E"/>
+    <w:multiLevelType w:val="multilevel"/>
+    <w:tmpl w:val="938006FE"/>
+    <w:lvl w:ilvl="0">
+      <w:start w:val="1"/>
+      <w:numFmt w:val="bullet"/>
+      <w:lvlText w:val=""/>
+      <w:lvlJc w:val="left"/>
+      <w:pPr>
+        <w:tabs>
+          <w:tab w:val="num" w:pos="720"/>
+        </w:tabs>
+        <w:ind w:left="720" w:hanging="360"/>
+      </w:pPr>
+      <w:rPr>
+        <w:rFonts w:ascii="Symbol" w:hAnsi="Symbol" w:hint="default"/>
+        <w:sz w:val="20"/>
+      </w:rPr>
+    </w:lvl>
+    <w:lvl w:ilvl="1" w:tentative="1">
+      <w:start w:val="1"/>
+      <w:numFmt w:val="bullet"/>
+      <w:lvlText w:val="o"/>
+      <w:lvlJc w:val="left"/>
+      <w:pPr>
+        <w:tabs>
+          <w:tab w:val="num" w:pos="1440"/>
+        </w:tabs>
+        <w:ind w:left="1440" w:hanging="360"/>
+      </w:pPr>
+      <w:rPr>
+        <w:rFonts w:ascii="Courier New" w:hAnsi="Courier New" w:hint="default"/>
+        <w:sz w:val="20"/>
+      </w:rPr>
+    </w:lvl>
+    <w:lvl w:ilvl="2" w:tentative="1">
+      <w:start w:val="1"/>
+      <w:numFmt w:val="bullet"/>
+      <w:lvlText w:val=""/>
+      <w:lvlJc w:val="left"/>
+      <w:pPr>
+        <w:tabs>
+          <w:tab w:val="num" w:pos="2160"/>
+        </w:tabs>
+        <w:ind w:left="2160" w:hanging="360"/>
+      </w:pPr>
+      <w:rPr>
+        <w:rFonts w:ascii="Wingdings" w:hAnsi="Wingdings" w:hint="default"/>
+        <w:sz w:val="20"/>
+      </w:rPr>
+    </w:lvl>
+    <w:lvl w:ilvl="3" w:tentative="1">
+      <w:start w:val="1"/>
+      <w:numFmt w:val="bullet"/>
+      <w:lvlText w:val=""/>
+      <w:lvlJc w:val="left"/>
+      <w:pPr>
+        <w:tabs>
+          <w:tab w:val="num" w:pos="2880"/>
+        </w:tabs>
+        <w:ind w:left="2880" w:hanging="360"/>
+      </w:pPr>
+      <w:rPr>
+        <w:rFonts w:ascii="Wingdings" w:hAnsi="Wingdings" w:hint="default"/>
+        <w:sz w:val="20"/>
+      </w:rPr>
+    </w:lvl>
+    <w:lvl w:ilvl="4" w:tentative="1">
+      <w:start w:val="1"/>
+      <w:numFmt w:val="bullet"/>
+      <w:lvlText w:val=""/>
+      <w:lvlJc w:val="left"/>
+      <w:pPr>
+        <w:tabs>
+          <w:tab w:val="num" w:pos="3600"/>
+        </w:tabs>
+        <w:ind w:left="3600" w:hanging="360"/>
+      </w:pPr>
+      <w:rPr>
+        <w:rFonts w:ascii="Wingdings" w:hAnsi="Wingdings" w:hint="default"/>
+        <w:sz w:val="20"/>
+      </w:rPr>
+    </w:lvl>
+    <w:lvl w:ilvl="5" w:tentative="1">
+      <w:start w:val="1"/>
+      <w:numFmt w:val="bullet"/>
+      <w:lvlText w:val=""/>
+      <w:lvlJc w:val="left"/>
+      <w:pPr>
+        <w:tabs>
+          <w:tab w:val="num" w:pos="4320"/>
+        </w:tabs>
+        <w:ind w:left="4320" w:hanging="360"/>
+      </w:pPr>
+      <w:rPr>
+        <w:rFonts w:ascii="Wingdings" w:hAnsi="Wingdings" w:hint="default"/>
+        <w:sz w:val="20"/>
+      </w:rPr>
+    </w:lvl>
+    <w:lvl w:ilvl="6" w:tentative="1">
+      <w:start w:val="1"/>
+      <w:numFmt w:val="bullet"/>
+      <w:lvlText w:val=""/>
+      <w:lvlJc w:val="left"/>
+      <w:pPr>
+        <w:tabs>
+          <w:tab w:val="num" w:pos="5040"/>
+        </w:tabs>
+        <w:ind w:left="5040" w:hanging="360"/>
+      </w:pPr>
+      <w:rPr>
+        <w:rFonts w:ascii="Wingdings" w:hAnsi="Wingdings" w:hint="default"/>
+        <w:sz w:val="20"/>
+      </w:rPr>
+    </w:lvl>
+    <w:lvl w:ilvl="7" w:tentative="1">
+      <w:start w:val="1"/>
+      <w:numFmt w:val="bullet"/>
+      <w:lvlText w:val=""/>
+      <w:lvlJc w:val="left"/>
+      <w:pPr>
+        <w:tabs>
+          <w:tab w:val="num" w:pos="5760"/>
+        </w:tabs>
+        <w:ind w:left="5760" w:hanging="360"/>
+      </w:pPr>
+      <w:rPr>
+        <w:rFonts w:ascii="Wingdings" w:hAnsi="Wingdings" w:hint="default"/>
+        <w:sz w:val="20"/>
+      </w:rPr>
+    </w:lvl>
+    <w:lvl w:ilvl="8" w:tentative="1">
+      <w:start w:val="1"/>
+      <w:numFmt w:val="bullet"/>
+      <w:lvlText w:val=""/>
+      <w:lvlJc w:val="left"/>
+      <w:pPr>
+        <w:tabs>
+          <w:tab w:val="num" w:pos="6480"/>
+        </w:tabs>
+        <w:ind w:left="6480" w:hanging="360"/>
+      </w:pPr>
+      <w:rPr>
+        <w:rFonts w:ascii="Wingdings" w:hAnsi="Wingdings" w:hint="default"/>
+        <w:sz w:val="20"/>
+      </w:rPr>
+    </w:lvl>
+  </w:abstractNum>
+  <w:abstractNum w:abstractNumId="9" w15:restartNumberingAfterBreak="0">
     <w:nsid w:val="2B725F47"/>
     <w:multiLevelType w:val="hybridMultilevel"/>
     <w:tmpl w:val="58B2223A"/>
@@ -1848,7 +2989,120 @@
       </w:pPr>
     </w:lvl>
   </w:abstractNum>
-  <w:abstractNum w:abstractNumId="7" w15:restartNumberingAfterBreak="0">
+  <w:abstractNum w:abstractNumId="10" w15:restartNumberingAfterBreak="0">
+    <w:nsid w:val="346010B6"/>
+    <w:multiLevelType w:val="multilevel"/>
+    <w:tmpl w:val="751C38A2"/>
+    <w:lvl w:ilvl="0">
+      <w:start w:val="1"/>
+      <w:numFmt w:val="decimal"/>
+      <w:lvlText w:val="%1."/>
+      <w:lvlJc w:val="left"/>
+      <w:pPr>
+        <w:tabs>
+          <w:tab w:val="num" w:pos="720"/>
+        </w:tabs>
+        <w:ind w:left="720" w:hanging="360"/>
+      </w:pPr>
+    </w:lvl>
+    <w:lvl w:ilvl="1" w:tentative="1">
+      <w:start w:val="1"/>
+      <w:numFmt w:val="decimal"/>
+      <w:lvlText w:val="%2."/>
+      <w:lvlJc w:val="left"/>
+      <w:pPr>
+        <w:tabs>
+          <w:tab w:val="num" w:pos="1440"/>
+        </w:tabs>
+        <w:ind w:left="1440" w:hanging="360"/>
+      </w:pPr>
+    </w:lvl>
+    <w:lvl w:ilvl="2" w:tentative="1">
+      <w:start w:val="1"/>
+      <w:numFmt w:val="decimal"/>
+      <w:lvlText w:val="%3."/>
+      <w:lvlJc w:val="left"/>
+      <w:pPr>
+        <w:tabs>
+          <w:tab w:val="num" w:pos="2160"/>
+        </w:tabs>
+        <w:ind w:left="2160" w:hanging="360"/>
+      </w:pPr>
+    </w:lvl>
+    <w:lvl w:ilvl="3" w:tentative="1">
+      <w:start w:val="1"/>
+      <w:numFmt w:val="decimal"/>
+      <w:lvlText w:val="%4."/>
+      <w:lvlJc w:val="left"/>
+      <w:pPr>
+        <w:tabs>
+          <w:tab w:val="num" w:pos="2880"/>
+        </w:tabs>
+        <w:ind w:left="2880" w:hanging="360"/>
+      </w:pPr>
+    </w:lvl>
+    <w:lvl w:ilvl="4" w:tentative="1">
+      <w:start w:val="1"/>
+      <w:numFmt w:val="decimal"/>
+      <w:lvlText w:val="%5."/>
+      <w:lvlJc w:val="left"/>
+      <w:pPr>
+        <w:tabs>
+          <w:tab w:val="num" w:pos="3600"/>
+        </w:tabs>
+        <w:ind w:left="3600" w:hanging="360"/>
+      </w:pPr>
+    </w:lvl>
+    <w:lvl w:ilvl="5" w:tentative="1">
+      <w:start w:val="1"/>
+      <w:numFmt w:val="decimal"/>
+      <w:lvlText w:val="%6."/>
+      <w:lvlJc w:val="left"/>
+      <w:pPr>
+        <w:tabs>
+          <w:tab w:val="num" w:pos="4320"/>
+        </w:tabs>
+        <w:ind w:left="4320" w:hanging="360"/>
+      </w:pPr>
+    </w:lvl>
+    <w:lvl w:ilvl="6" w:tentative="1">
+      <w:start w:val="1"/>
+      <w:numFmt w:val="decimal"/>
+      <w:lvlText w:val="%7."/>
+      <w:lvlJc w:val="left"/>
+      <w:pPr>
+        <w:tabs>
+          <w:tab w:val="num" w:pos="5040"/>
+        </w:tabs>
+        <w:ind w:left="5040" w:hanging="360"/>
+      </w:pPr>
+    </w:lvl>
+    <w:lvl w:ilvl="7" w:tentative="1">
+      <w:start w:val="1"/>
+      <w:numFmt w:val="decimal"/>
+      <w:lvlText w:val="%8."/>
+      <w:lvlJc w:val="left"/>
+      <w:pPr>
+        <w:tabs>
+          <w:tab w:val="num" w:pos="5760"/>
+        </w:tabs>
+        <w:ind w:left="5760" w:hanging="360"/>
+      </w:pPr>
+    </w:lvl>
+    <w:lvl w:ilvl="8" w:tentative="1">
+      <w:start w:val="1"/>
+      <w:numFmt w:val="decimal"/>
+      <w:lvlText w:val="%9."/>
+      <w:lvlJc w:val="left"/>
+      <w:pPr>
+        <w:tabs>
+          <w:tab w:val="num" w:pos="6480"/>
+        </w:tabs>
+        <w:ind w:left="6480" w:hanging="360"/>
+      </w:pPr>
+    </w:lvl>
+  </w:abstractNum>
+  <w:abstractNum w:abstractNumId="11" w15:restartNumberingAfterBreak="0">
     <w:nsid w:val="4551789D"/>
     <w:multiLevelType w:val="multilevel"/>
     <w:tmpl w:val="E4683036"/>
@@ -1966,7 +3220,7 @@
       </w:pPr>
     </w:lvl>
   </w:abstractNum>
-  <w:abstractNum w:abstractNumId="8" w15:restartNumberingAfterBreak="0">
+  <w:abstractNum w:abstractNumId="12" w15:restartNumberingAfterBreak="0">
     <w:nsid w:val="581D1350"/>
     <w:multiLevelType w:val="hybridMultilevel"/>
     <w:tmpl w:val="394EF488"/>
@@ -2079,7 +3333,7 @@
       </w:rPr>
     </w:lvl>
   </w:abstractNum>
-  <w:abstractNum w:abstractNumId="9" w15:restartNumberingAfterBreak="0">
+  <w:abstractNum w:abstractNumId="13" w15:restartNumberingAfterBreak="0">
     <w:nsid w:val="648B02E0"/>
     <w:multiLevelType w:val="multilevel"/>
     <w:tmpl w:val="040C0025"/>
@@ -2201,7 +3455,7 @@
       </w:pPr>
     </w:lvl>
   </w:abstractNum>
-  <w:abstractNum w:abstractNumId="10" w15:restartNumberingAfterBreak="0">
+  <w:abstractNum w:abstractNumId="14" w15:restartNumberingAfterBreak="0">
     <w:nsid w:val="69472334"/>
     <w:multiLevelType w:val="multilevel"/>
     <w:tmpl w:val="69265260"/>
@@ -2317,7 +3571,7 @@
       </w:pPr>
     </w:lvl>
   </w:abstractNum>
-  <w:abstractNum w:abstractNumId="11" w15:restartNumberingAfterBreak="0">
+  <w:abstractNum w:abstractNumId="15" w15:restartNumberingAfterBreak="0">
     <w:nsid w:val="7DCE299D"/>
     <w:multiLevelType w:val="hybridMultilevel"/>
     <w:tmpl w:val="690EDD56"/>
@@ -2432,22 +3686,22 @@
     </w:lvl>
   </w:abstractNum>
   <w:num w:numId="1" w16cid:durableId="1735421680">
-    <w:abstractNumId w:val="3"/>
+    <w:abstractNumId w:val="5"/>
   </w:num>
   <w:num w:numId="2" w16cid:durableId="1058356334">
-    <w:abstractNumId w:val="6"/>
+    <w:abstractNumId w:val="9"/>
   </w:num>
   <w:num w:numId="3" w16cid:durableId="1382090649">
-    <w:abstractNumId w:val="10"/>
+    <w:abstractNumId w:val="14"/>
   </w:num>
   <w:num w:numId="4" w16cid:durableId="582253273">
-    <w:abstractNumId w:val="7"/>
+    <w:abstractNumId w:val="11"/>
   </w:num>
   <w:num w:numId="5" w16cid:durableId="887957284">
-    <w:abstractNumId w:val="9"/>
+    <w:abstractNumId w:val="13"/>
   </w:num>
   <w:num w:numId="6" w16cid:durableId="1102146250">
-    <w:abstractNumId w:val="4"/>
+    <w:abstractNumId w:val="6"/>
   </w:num>
   <w:num w:numId="7" w16cid:durableId="2003392714">
     <w:abstractNumId w:val="2"/>
@@ -2456,16 +3710,28 @@
     <w:abstractNumId w:val="1"/>
   </w:num>
   <w:num w:numId="9" w16cid:durableId="1545822768">
-    <w:abstractNumId w:val="11"/>
+    <w:abstractNumId w:val="15"/>
   </w:num>
   <w:num w:numId="10" w16cid:durableId="1888950604">
-    <w:abstractNumId w:val="8"/>
+    <w:abstractNumId w:val="12"/>
   </w:num>
   <w:num w:numId="11" w16cid:durableId="1589078235">
     <w:abstractNumId w:val="0"/>
   </w:num>
   <w:num w:numId="12" w16cid:durableId="923151602">
-    <w:abstractNumId w:val="5"/>
+    <w:abstractNumId w:val="7"/>
+  </w:num>
+  <w:num w:numId="13" w16cid:durableId="1000430514">
+    <w:abstractNumId w:val="8"/>
+  </w:num>
+  <w:num w:numId="14" w16cid:durableId="550267937">
+    <w:abstractNumId w:val="4"/>
+  </w:num>
+  <w:num w:numId="15" w16cid:durableId="1548103541">
+    <w:abstractNumId w:val="3"/>
+  </w:num>
+  <w:num w:numId="16" w16cid:durableId="2115057630">
+    <w:abstractNumId w:val="10"/>
   </w:num>
 </w:numbering>
 </file>
@@ -2859,7 +4125,7 @@
   <w:style w:type="paragraph" w:default="1" w:styleId="Normal">
     <w:name w:val="Normal"/>
     <w:qFormat/>
-    <w:rsid w:val="002C3F73"/>
+    <w:rsid w:val="009C02E8"/>
   </w:style>
   <w:style w:type="paragraph" w:styleId="Titre1">
     <w:name w:val="heading 1"/>
@@ -3079,7 +4345,6 @@
   <w:style w:type="character" w:default="1" w:styleId="Policepardfaut">
     <w:name w:val="Default Paragraph Font"/>
     <w:uiPriority w:val="1"/>
-    <w:semiHidden/>
     <w:unhideWhenUsed/>
   </w:style>
   <w:style w:type="table" w:default="1" w:styleId="TableauNormal">
